--- a/vignettes/quarto_vignette.docx
+++ b/vignettes/quarto_vignette.docx
@@ -24,7 +24,52 @@
         <w:rPr>
           <w:rStyle w:val="NormalTok"/>
         </w:rPr>
-        <w:t xml:space="preserve">(rpt)</w:t>
+        <w:t xml:space="preserve">(rmb)</w:t>
+      </w:r>
+      <w:r>
+        <w:br/>
+      </w:r>
+      <w:r>
+        <w:rPr>
+          <w:rStyle w:val="CommentTok"/>
+        </w:rPr>
+        <w:t xml:space="preserve">#&gt; </w:t>
+      </w:r>
+      <w:r>
+        <w:br/>
+      </w:r>
+      <w:r>
+        <w:rPr>
+          <w:rStyle w:val="CommentTok"/>
+        </w:rPr>
+        <w:t xml:space="preserve">#&gt; Attaching package: 'rmb'</w:t>
+      </w:r>
+      <w:r>
+        <w:br/>
+      </w:r>
+      <w:r>
+        <w:rPr>
+          <w:rStyle w:val="CommentTok"/>
+        </w:rPr>
+        <w:t xml:space="preserve">#&gt; The following object is masked from 'package:datasets':</w:t>
+      </w:r>
+      <w:r>
+        <w:br/>
+      </w:r>
+      <w:r>
+        <w:rPr>
+          <w:rStyle w:val="CommentTok"/>
+        </w:rPr>
+        <w:t xml:space="preserve">#&gt; </w:t>
+      </w:r>
+      <w:r>
+        <w:br/>
+      </w:r>
+      <w:r>
+        <w:rPr>
+          <w:rStyle w:val="CommentTok"/>
+        </w:rPr>
+        <w:t xml:space="preserve">#&gt;     esoph</w:t>
       </w:r>
     </w:p>
     <w:bookmarkStart w:id="9" w:name="introduction"/>
@@ -33,7 +78,7 @@
         <w:pStyle w:val="Heading2"/>
       </w:pPr>
       <w:r>
-        <w:t xml:space="preserve">1 Introduction</w:t>
+        <w:t xml:space="preserve">Introduction</w:t>
       </w:r>
     </w:p>
     <w:p>
@@ -60,7 +105,7 @@
         <w:pStyle w:val="Heading2"/>
       </w:pPr>
       <w:r>
-        <w:t xml:space="preserve">2 Why Use Quarto?</w:t>
+        <w:t xml:space="preserve">Why Use Quarto?</w:t>
       </w:r>
     </w:p>
     <w:p>
@@ -169,7 +214,7 @@
         <w:pStyle w:val="Heading2"/>
       </w:pPr>
       <w:r>
-        <w:t xml:space="preserve">3 Basic Example</w:t>
+        <w:t xml:space="preserve">Basic Example</w:t>
       </w:r>
     </w:p>
     <w:p>
@@ -390,7 +435,7 @@
         <w:pStyle w:val="Heading2"/>
       </w:pPr>
       <w:r>
-        <w:t xml:space="preserve">4 Quarto Features</w:t>
+        <w:t xml:space="preserve">Quarto Features</w:t>
       </w:r>
     </w:p>
     <w:bookmarkStart w:id="18" w:name="callouts"/>
@@ -399,7 +444,7 @@
         <w:pStyle w:val="Heading3"/>
       </w:pPr>
       <w:r>
-        <w:t xml:space="preserve">4.1 Callouts</w:t>
+        <w:t xml:space="preserve">Callouts</w:t>
       </w:r>
     </w:p>
     <w:tbl>
@@ -649,7 +694,7 @@
         <w:pStyle w:val="Heading3"/>
       </w:pPr>
       <w:r>
-        <w:t xml:space="preserve">4.2 Code Chunks with Modern Syntax</w:t>
+        <w:t xml:space="preserve">Code Chunks with Modern Syntax</w:t>
       </w:r>
     </w:p>
     <w:p>
@@ -953,7 +998,7 @@
         <w:pStyle w:val="Heading2"/>
       </w:pPr>
       <w:r>
-        <w:t xml:space="preserve">5 Equations</w:t>
+        <w:t xml:space="preserve">Equations</w:t>
       </w:r>
     </w:p>
     <w:p>
@@ -1100,7 +1145,7 @@
         <w:pStyle w:val="Heading2"/>
       </w:pPr>
       <w:r>
-        <w:t xml:space="preserve">6 Tables</w:t>
+        <w:t xml:space="preserve">Tables</w:t>
       </w:r>
     </w:p>
     <w:tbl>
@@ -1353,7 +1398,7 @@
         <w:pStyle w:val="Heading2"/>
       </w:pPr>
       <w:r>
-        <w:t xml:space="preserve">7 Summary</w:t>
+        <w:t xml:space="preserve">Summary</w:t>
       </w:r>
     </w:p>
     <w:p>
@@ -1371,7 +1416,7 @@
         <w:pStyle w:val="Heading2"/>
       </w:pPr>
       <w:r>
-        <w:t xml:space="preserve">8 References</w:t>
+        <w:t xml:space="preserve">References</w:t>
       </w:r>
     </w:p>
     <w:p>
@@ -1437,17 +1482,17 @@
         </w:numPr>
       </w:pPr>
       <w:r>
-        <w:t xml:space="preserve">UCD-SERG (2024)</w:t>
+        <w:t xml:space="preserve">Ezra Morrison (2024)</w:t>
       </w:r>
     </w:p>
     <w:bookmarkStart w:id="35" w:name="refs"/>
-    <w:bookmarkStart w:id="32" w:name="ref-R-base"/>
+    <w:bookmarkStart w:id="32" w:name="ref-R-rmb"/>
     <w:p>
       <w:pPr>
         <w:pStyle w:val="Bibliography"/>
       </w:pPr>
       <w:r>
-        <w:t xml:space="preserve">R Core Team. 2024.</w:t>
+        <w:t xml:space="preserve">Ezra Morrison. 2024.</w:t>
       </w:r>
       <w:r>
         <w:t xml:space="preserve"> </w:t>
@@ -1457,10 +1502,10 @@
           <w:i/>
           <w:iCs/>
         </w:rPr>
-        <w:t xml:space="preserve">R: A Language and Environment for Statistical Computing</w:t>
-      </w:r>
-      <w:r>
-        <w:t xml:space="preserve">. R Foundation for Statistical Computing.</w:t>
+        <w:t xml:space="preserve">Rmb: Datasets for Regression Methods in Biostatistics</w:t>
+      </w:r>
+      <w:r>
+        <w:t xml:space="preserve">.</w:t>
       </w:r>
       <w:r>
         <w:t xml:space="preserve"> </w:t>
@@ -1470,7 +1515,7 @@
           <w:rPr>
             <w:rStyle w:val="Hyperlink"/>
           </w:rPr>
-          <w:t xml:space="preserve">https://www.R-project.org/</w:t>
+          <w:t xml:space="preserve">https://github.com/d-morrison/rmb</w:t>
         </w:r>
       </w:hyperlink>
       <w:r>
@@ -1478,13 +1523,13 @@
       </w:r>
     </w:p>
     <w:bookmarkEnd w:id="32"/>
-    <w:bookmarkStart w:id="34" w:name="ref-R-rpt"/>
+    <w:bookmarkStart w:id="34" w:name="ref-R-base"/>
     <w:p>
       <w:pPr>
         <w:pStyle w:val="Bibliography"/>
       </w:pPr>
       <w:r>
-        <w:t xml:space="preserve">UCD-SERG. 2024.</w:t>
+        <w:t xml:space="preserve">R Core Team. 2024.</w:t>
       </w:r>
       <w:r>
         <w:t xml:space="preserve"> </w:t>
@@ -1494,10 +1539,10 @@
           <w:i/>
           <w:iCs/>
         </w:rPr>
-        <w:t xml:space="preserve">Rpt: R Package Template</w:t>
-      </w:r>
-      <w:r>
-        <w:t xml:space="preserve">.</w:t>
+        <w:t xml:space="preserve">R: A Language and Environment for Statistical Computing</w:t>
+      </w:r>
+      <w:r>
+        <w:t xml:space="preserve">. R Foundation for Statistical Computing.</w:t>
       </w:r>
       <w:r>
         <w:t xml:space="preserve"> </w:t>
@@ -1507,7 +1552,7 @@
           <w:rPr>
             <w:rStyle w:val="Hyperlink"/>
           </w:rPr>
-          <w:t xml:space="preserve">https://github.com/UCD-SERG/rpt</w:t>
+          <w:t xml:space="preserve">https://www.R-project.org/</w:t>
         </w:r>
       </w:hyperlink>
       <w:r>
